--- a/deliverables/final/第7组_Sprint评审会议纪要.docx
+++ b/deliverables/final/第7组_Sprint评审会议纪要.docx
@@ -23,7 +23,7 @@
     </w:p>
     <w:p>
       <w:r>
-        <w:t>Sprint 1 的技术目标已经实现。US01、US04、US05 已在 develop 集成，全量自动测试 24/24 通过，DRI 亲自完成的最终人工 Demo 七项检查全部通过，任务创建和状态更新在刷新后保持。该结论针对本地最小功能闭环；人工 diff 审查未见独立确认记录，不能据此宣称全部正式 DoD 已通过。</w:t>
+        <w:t>Sprint 1 的技术目标已经实现。US01、US04、US05 已在 develop 集成，原业务自动测试24/24通过；最终交付分支加入05c7499服务状态修复后，最新全量35/35通过。DRI 亲自完成的最终人工 Demo 七项检查全部通过，任务创建和状态更新在刷新后保持。该结论针对本地最小功能闭环；人工 diff 审查未见独立确认记录，不能据此宣称全部正式 DoD 已通过。</w:t>
       </w:r>
     </w:p>
     <w:p>
@@ -41,7 +41,7 @@
     </w:p>
     <w:p>
       <w:r>
-        <w:t>协作成员为彭佳成、朱传玺、杨浩伟、何健翔。已确认杨浩伟作为 DRI 执行最终人工 Demo；独立会议主持人、其他成员现场出席与教师或干系人参会情况均无独立记录，不以协作名单替代签到。验收对象是已集成的 Sprint 1 代码，功能代码基线为 develop@6f96b9d，后续交付文档分支不改变功能。</w:t>
+        <w:t>协作成员为彭佳成、朱传玺、杨浩伟、何健翔。已确认杨浩伟作为 DRI 执行最终人工 Demo；独立会议主持人、其他成员现场出席与教师或干系人参会情况均无独立记录，不以协作名单替代签到。原演示基线为develop@6f96b9d；10月8日最终交付分支另集成05c7499前端状态修复，不改变三个故事业务逻辑，未合入main或develop。</w:t>
       </w:r>
     </w:p>
     <w:p>
@@ -96,11 +96,11 @@
         </w:tblBorders>
       </w:tblPr>
       <w:tblGrid>
-        <w:gridCol w:w="1765"/>
-        <w:gridCol w:w="1765"/>
-        <w:gridCol w:w="1765"/>
-        <w:gridCol w:w="1804"/>
-        <w:gridCol w:w="2314"/>
+        <w:gridCol w:w="1656"/>
+        <w:gridCol w:w="1656"/>
+        <w:gridCol w:w="1656"/>
+        <w:gridCol w:w="1945"/>
+        <w:gridCol w:w="2497"/>
       </w:tblGrid>
       <w:tr>
         <w:trPr>
@@ -109,7 +109,7 @@
         </w:trPr>
         <w:tc>
           <w:tcPr>
-            <w:tcW w:type="dxa" w:w="1765"/>
+            <w:tcW w:type="dxa" w:w="1656"/>
             <w:vAlign w:val="center"/>
             <w:tcMar>
               <w:top w:w="70" w:type="dxa"/>
@@ -121,6 +121,7 @@
           </w:tcPr>
           <w:p>
             <w:pPr>
+              <w:keepNext/>
               <w:spacing w:after="0" w:line="264" w:lineRule="auto"/>
               <w:jc w:val="center"/>
             </w:pPr>
@@ -137,7 +138,7 @@
         </w:tc>
         <w:tc>
           <w:tcPr>
-            <w:tcW w:type="dxa" w:w="1765"/>
+            <w:tcW w:type="dxa" w:w="1656"/>
             <w:vAlign w:val="center"/>
             <w:tcMar>
               <w:top w:w="70" w:type="dxa"/>
@@ -149,6 +150,7 @@
           </w:tcPr>
           <w:p>
             <w:pPr>
+              <w:keepNext/>
               <w:spacing w:after="0" w:line="264" w:lineRule="auto"/>
               <w:jc w:val="center"/>
             </w:pPr>
@@ -165,7 +167,7 @@
         </w:tc>
         <w:tc>
           <w:tcPr>
-            <w:tcW w:type="dxa" w:w="1765"/>
+            <w:tcW w:type="dxa" w:w="1656"/>
             <w:vAlign w:val="center"/>
             <w:tcMar>
               <w:top w:w="70" w:type="dxa"/>
@@ -177,6 +179,7 @@
           </w:tcPr>
           <w:p>
             <w:pPr>
+              <w:keepNext/>
               <w:spacing w:after="0" w:line="264" w:lineRule="auto"/>
               <w:jc w:val="center"/>
             </w:pPr>
@@ -193,7 +196,7 @@
         </w:tc>
         <w:tc>
           <w:tcPr>
-            <w:tcW w:type="dxa" w:w="1804"/>
+            <w:tcW w:type="dxa" w:w="1945"/>
             <w:vAlign w:val="center"/>
             <w:tcMar>
               <w:top w:w="70" w:type="dxa"/>
@@ -205,6 +208,7 @@
           </w:tcPr>
           <w:p>
             <w:pPr>
+              <w:keepNext/>
               <w:spacing w:after="0" w:line="264" w:lineRule="auto"/>
               <w:jc w:val="center"/>
             </w:pPr>
@@ -221,7 +225,7 @@
         </w:tc>
         <w:tc>
           <w:tcPr>
-            <w:tcW w:type="dxa" w:w="2314"/>
+            <w:tcW w:type="dxa" w:w="2497"/>
             <w:vAlign w:val="center"/>
             <w:tcMar>
               <w:top w:w="70" w:type="dxa"/>
@@ -233,6 +237,7 @@
           </w:tcPr>
           <w:p>
             <w:pPr>
+              <w:keepNext/>
               <w:spacing w:after="0" w:line="264" w:lineRule="auto"/>
               <w:jc w:val="center"/>
             </w:pPr>
@@ -254,7 +259,7 @@
         </w:trPr>
         <w:tc>
           <w:tcPr>
-            <w:tcW w:type="dxa" w:w="1765"/>
+            <w:tcW w:type="dxa" w:w="1656"/>
             <w:vAlign w:val="center"/>
             <w:tcMar>
               <w:top w:w="70" w:type="dxa"/>
@@ -280,7 +285,7 @@
         </w:tc>
         <w:tc>
           <w:tcPr>
-            <w:tcW w:type="dxa" w:w="1765"/>
+            <w:tcW w:type="dxa" w:w="1656"/>
             <w:vAlign w:val="center"/>
             <w:tcMar>
               <w:top w:w="70" w:type="dxa"/>
@@ -307,7 +312,7 @@
         </w:tc>
         <w:tc>
           <w:tcPr>
-            <w:tcW w:type="dxa" w:w="1765"/>
+            <w:tcW w:type="dxa" w:w="1656"/>
             <w:vAlign w:val="center"/>
             <w:tcMar>
               <w:top w:w="70" w:type="dxa"/>
@@ -334,7 +339,7 @@
         </w:tc>
         <w:tc>
           <w:tcPr>
-            <w:tcW w:type="dxa" w:w="1804"/>
+            <w:tcW w:type="dxa" w:w="1945"/>
             <w:vAlign w:val="center"/>
             <w:tcMar>
               <w:top w:w="70" w:type="dxa"/>
@@ -360,7 +365,7 @@
         </w:tc>
         <w:tc>
           <w:tcPr>
-            <w:tcW w:type="dxa" w:w="2314"/>
+            <w:tcW w:type="dxa" w:w="2497"/>
             <w:vAlign w:val="center"/>
             <w:tcMar>
               <w:top w:w="70" w:type="dxa"/>
@@ -391,7 +396,7 @@
         </w:trPr>
         <w:tc>
           <w:tcPr>
-            <w:tcW w:type="dxa" w:w="1765"/>
+            <w:tcW w:type="dxa" w:w="1656"/>
             <w:vAlign w:val="center"/>
             <w:tcMar>
               <w:top w:w="70" w:type="dxa"/>
@@ -417,7 +422,7 @@
         </w:tc>
         <w:tc>
           <w:tcPr>
-            <w:tcW w:type="dxa" w:w="1765"/>
+            <w:tcW w:type="dxa" w:w="1656"/>
             <w:vAlign w:val="center"/>
             <w:tcMar>
               <w:top w:w="70" w:type="dxa"/>
@@ -444,7 +449,7 @@
         </w:tc>
         <w:tc>
           <w:tcPr>
-            <w:tcW w:type="dxa" w:w="1765"/>
+            <w:tcW w:type="dxa" w:w="1656"/>
             <w:vAlign w:val="center"/>
             <w:tcMar>
               <w:top w:w="70" w:type="dxa"/>
@@ -471,7 +476,7 @@
         </w:tc>
         <w:tc>
           <w:tcPr>
-            <w:tcW w:type="dxa" w:w="1804"/>
+            <w:tcW w:type="dxa" w:w="1945"/>
             <w:vAlign w:val="center"/>
             <w:tcMar>
               <w:top w:w="70" w:type="dxa"/>
@@ -498,7 +503,7 @@
         </w:tc>
         <w:tc>
           <w:tcPr>
-            <w:tcW w:type="dxa" w:w="2314"/>
+            <w:tcW w:type="dxa" w:w="2497"/>
             <w:vAlign w:val="center"/>
             <w:tcMar>
               <w:top w:w="70" w:type="dxa"/>
@@ -529,7 +534,7 @@
         </w:trPr>
         <w:tc>
           <w:tcPr>
-            <w:tcW w:type="dxa" w:w="1765"/>
+            <w:tcW w:type="dxa" w:w="1656"/>
             <w:vAlign w:val="center"/>
             <w:tcMar>
               <w:top w:w="70" w:type="dxa"/>
@@ -555,7 +560,7 @@
         </w:tc>
         <w:tc>
           <w:tcPr>
-            <w:tcW w:type="dxa" w:w="1765"/>
+            <w:tcW w:type="dxa" w:w="1656"/>
             <w:vAlign w:val="center"/>
             <w:tcMar>
               <w:top w:w="70" w:type="dxa"/>
@@ -582,7 +587,7 @@
         </w:tc>
         <w:tc>
           <w:tcPr>
-            <w:tcW w:type="dxa" w:w="1765"/>
+            <w:tcW w:type="dxa" w:w="1656"/>
             <w:vAlign w:val="center"/>
             <w:tcMar>
               <w:top w:w="70" w:type="dxa"/>
@@ -609,7 +614,7 @@
         </w:tc>
         <w:tc>
           <w:tcPr>
-            <w:tcW w:type="dxa" w:w="1804"/>
+            <w:tcW w:type="dxa" w:w="1945"/>
             <w:vAlign w:val="center"/>
             <w:tcMar>
               <w:top w:w="70" w:type="dxa"/>
@@ -636,7 +641,7 @@
         </w:tc>
         <w:tc>
           <w:tcPr>
-            <w:tcW w:type="dxa" w:w="2314"/>
+            <w:tcW w:type="dxa" w:w="2497"/>
             <w:vAlign w:val="center"/>
             <w:tcMar>
               <w:top w:w="70" w:type="dxa"/>
@@ -667,7 +672,7 @@
         </w:trPr>
         <w:tc>
           <w:tcPr>
-            <w:tcW w:type="dxa" w:w="1765"/>
+            <w:tcW w:type="dxa" w:w="1656"/>
             <w:vAlign w:val="center"/>
             <w:tcMar>
               <w:top w:w="70" w:type="dxa"/>
@@ -688,13 +693,13 @@
                 <w:color w:val="000000"/>
                 <w:sz w:val="20"/>
               </w:rPr>
-              <w:t>合计</w:t>
+              <w:t>原业务合计</w:t>
             </w:r>
           </w:p>
         </w:tc>
         <w:tc>
           <w:tcPr>
-            <w:tcW w:type="dxa" w:w="1765"/>
+            <w:tcW w:type="dxa" w:w="1656"/>
             <w:vAlign w:val="center"/>
             <w:tcMar>
               <w:top w:w="70" w:type="dxa"/>
@@ -721,7 +726,7 @@
         </w:tc>
         <w:tc>
           <w:tcPr>
-            <w:tcW w:type="dxa" w:w="1765"/>
+            <w:tcW w:type="dxa" w:w="1656"/>
             <w:vAlign w:val="center"/>
             <w:tcMar>
               <w:top w:w="70" w:type="dxa"/>
@@ -748,7 +753,283 @@
         </w:tc>
         <w:tc>
           <w:tcPr>
-            <w:tcW w:type="dxa" w:w="1804"/>
+            <w:tcW w:type="dxa" w:w="1945"/>
+            <w:vAlign w:val="center"/>
+            <w:tcMar>
+              <w:top w:w="70" w:type="dxa"/>
+              <w:bottom w:w="70" w:type="dxa"/>
+              <w:left w:w="90" w:type="dxa"/>
+              <w:right w:w="90" w:type="dxa"/>
+            </w:tcMar>
+          </w:tcPr>
+          <w:p>
+            <w:pPr>
+              <w:spacing w:after="0" w:line="264" w:lineRule="auto"/>
+            </w:pPr>
+            <w:r>
+              <w:rPr>
+                <w:rFonts w:ascii="Arial" w:hAnsi="Arial" w:eastAsia="宋体"/>
+                <w:b w:val="0"/>
+                <w:color w:val="000000"/>
+                <w:sz w:val="20"/>
+              </w:rPr>
+              <w:t>历史结果保留，最终仍通过</w:t>
+            </w:r>
+          </w:p>
+        </w:tc>
+        <w:tc>
+          <w:tcPr>
+            <w:tcW w:type="dxa" w:w="2497"/>
+            <w:vAlign w:val="center"/>
+            <w:tcMar>
+              <w:top w:w="70" w:type="dxa"/>
+              <w:bottom w:w="70" w:type="dxa"/>
+              <w:left w:w="90" w:type="dxa"/>
+              <w:right w:w="90" w:type="dxa"/>
+            </w:tcMar>
+          </w:tcPr>
+          <w:p>
+            <w:pPr>
+              <w:spacing w:after="0" w:line="264" w:lineRule="auto"/>
+            </w:pPr>
+            <w:r>
+              <w:rPr>
+                <w:rFonts w:ascii="Arial" w:hAnsi="Arial" w:eastAsia="宋体"/>
+                <w:b w:val="0"/>
+                <w:color w:val="000000"/>
+                <w:sz w:val="20"/>
+              </w:rPr>
+              <w:t>七项人工操作检查全部通过</w:t>
+            </w:r>
+          </w:p>
+        </w:tc>
+      </w:tr>
+      <w:tr>
+        <w:trPr>
+          <w:cantSplit/>
+        </w:trPr>
+        <w:tc>
+          <w:tcPr>
+            <w:tcW w:type="dxa" w:w="1656"/>
+            <w:vAlign w:val="center"/>
+            <w:tcMar>
+              <w:top w:w="70" w:type="dxa"/>
+              <w:bottom w:w="70" w:type="dxa"/>
+              <w:left w:w="90" w:type="dxa"/>
+              <w:right w:w="90" w:type="dxa"/>
+            </w:tcMar>
+          </w:tcPr>
+          <w:p>
+            <w:pPr>
+              <w:spacing w:after="0" w:line="264" w:lineRule="auto"/>
+              <w:jc w:val="center"/>
+            </w:pPr>
+            <w:r>
+              <w:rPr>
+                <w:rFonts w:ascii="Arial" w:hAnsi="Arial" w:eastAsia="宋体"/>
+                <w:b w:val="0"/>
+                <w:color w:val="000000"/>
+                <w:sz w:val="20"/>
+              </w:rPr>
+              <w:t>服务状态新增</w:t>
+            </w:r>
+          </w:p>
+        </w:tc>
+        <w:tc>
+          <w:tcPr>
+            <w:tcW w:type="dxa" w:w="1656"/>
+            <w:vAlign w:val="center"/>
+            <w:tcMar>
+              <w:top w:w="70" w:type="dxa"/>
+              <w:bottom w:w="70" w:type="dxa"/>
+              <w:left w:w="90" w:type="dxa"/>
+              <w:right w:w="90" w:type="dxa"/>
+            </w:tcMar>
+          </w:tcPr>
+          <w:p>
+            <w:pPr>
+              <w:spacing w:after="0" w:line="264" w:lineRule="auto"/>
+              <w:jc w:val="center"/>
+            </w:pPr>
+            <w:r>
+              <w:rPr>
+                <w:rFonts w:ascii="Arial" w:hAnsi="Arial" w:eastAsia="宋体"/>
+                <w:b w:val="0"/>
+                <w:color w:val="000000"/>
+                <w:sz w:val="20"/>
+              </w:rPr>
+              <w:t>11</w:t>
+            </w:r>
+          </w:p>
+        </w:tc>
+        <w:tc>
+          <w:tcPr>
+            <w:tcW w:type="dxa" w:w="1656"/>
+            <w:vAlign w:val="center"/>
+            <w:tcMar>
+              <w:top w:w="70" w:type="dxa"/>
+              <w:bottom w:w="70" w:type="dxa"/>
+              <w:left w:w="90" w:type="dxa"/>
+              <w:right w:w="90" w:type="dxa"/>
+            </w:tcMar>
+          </w:tcPr>
+          <w:p>
+            <w:pPr>
+              <w:spacing w:after="0" w:line="264" w:lineRule="auto"/>
+              <w:jc w:val="center"/>
+            </w:pPr>
+            <w:r>
+              <w:rPr>
+                <w:rFonts w:ascii="Arial" w:hAnsi="Arial" w:eastAsia="宋体"/>
+                <w:b w:val="0"/>
+                <w:color w:val="000000"/>
+                <w:sz w:val="20"/>
+              </w:rPr>
+              <w:t>11</w:t>
+            </w:r>
+          </w:p>
+        </w:tc>
+        <w:tc>
+          <w:tcPr>
+            <w:tcW w:type="dxa" w:w="1945"/>
+            <w:vAlign w:val="center"/>
+            <w:tcMar>
+              <w:top w:w="70" w:type="dxa"/>
+              <w:bottom w:w="70" w:type="dxa"/>
+              <w:left w:w="90" w:type="dxa"/>
+              <w:right w:w="90" w:type="dxa"/>
+            </w:tcMar>
+          </w:tcPr>
+          <w:p>
+            <w:pPr>
+              <w:spacing w:after="0" w:line="264" w:lineRule="auto"/>
+            </w:pPr>
+            <w:r>
+              <w:rPr>
+                <w:rFonts w:ascii="Arial" w:hAnsi="Arial" w:eastAsia="宋体"/>
+                <w:b w:val="0"/>
+                <w:color w:val="000000"/>
+                <w:sz w:val="20"/>
+              </w:rPr>
+              <w:t>初始、成功、失败、响应异常、超时</w:t>
+            </w:r>
+          </w:p>
+        </w:tc>
+        <w:tc>
+          <w:tcPr>
+            <w:tcW w:type="dxa" w:w="2497"/>
+            <w:vAlign w:val="center"/>
+            <w:tcMar>
+              <w:top w:w="70" w:type="dxa"/>
+              <w:bottom w:w="70" w:type="dxa"/>
+              <w:left w:w="90" w:type="dxa"/>
+              <w:right w:w="90" w:type="dxa"/>
+            </w:tcMar>
+          </w:tcPr>
+          <w:p>
+            <w:pPr>
+              <w:spacing w:after="0" w:line="264" w:lineRule="auto"/>
+            </w:pPr>
+            <w:r>
+              <w:rPr>
+                <w:rFonts w:ascii="Arial" w:hAnsi="Arial" w:eastAsia="宋体"/>
+                <w:b w:val="0"/>
+                <w:color w:val="000000"/>
+                <w:sz w:val="20"/>
+              </w:rPr>
+              <w:t>10月8日AI浏览器复核，非新增人工Demo</w:t>
+            </w:r>
+          </w:p>
+        </w:tc>
+      </w:tr>
+      <w:tr>
+        <w:trPr>
+          <w:cantSplit/>
+        </w:trPr>
+        <w:tc>
+          <w:tcPr>
+            <w:tcW w:type="dxa" w:w="1656"/>
+            <w:vAlign w:val="center"/>
+            <w:tcMar>
+              <w:top w:w="70" w:type="dxa"/>
+              <w:bottom w:w="70" w:type="dxa"/>
+              <w:left w:w="90" w:type="dxa"/>
+              <w:right w:w="90" w:type="dxa"/>
+            </w:tcMar>
+          </w:tcPr>
+          <w:p>
+            <w:pPr>
+              <w:spacing w:after="0" w:line="264" w:lineRule="auto"/>
+              <w:jc w:val="center"/>
+            </w:pPr>
+            <w:r>
+              <w:rPr>
+                <w:rFonts w:ascii="Arial" w:hAnsi="Arial" w:eastAsia="宋体"/>
+                <w:b w:val="0"/>
+                <w:color w:val="000000"/>
+                <w:sz w:val="20"/>
+              </w:rPr>
+              <w:t>最终全量</w:t>
+            </w:r>
+          </w:p>
+        </w:tc>
+        <w:tc>
+          <w:tcPr>
+            <w:tcW w:type="dxa" w:w="1656"/>
+            <w:vAlign w:val="center"/>
+            <w:tcMar>
+              <w:top w:w="70" w:type="dxa"/>
+              <w:bottom w:w="70" w:type="dxa"/>
+              <w:left w:w="90" w:type="dxa"/>
+              <w:right w:w="90" w:type="dxa"/>
+            </w:tcMar>
+          </w:tcPr>
+          <w:p>
+            <w:pPr>
+              <w:spacing w:after="0" w:line="264" w:lineRule="auto"/>
+              <w:jc w:val="center"/>
+            </w:pPr>
+            <w:r>
+              <w:rPr>
+                <w:rFonts w:ascii="Arial" w:hAnsi="Arial" w:eastAsia="宋体"/>
+                <w:b w:val="0"/>
+                <w:color w:val="000000"/>
+                <w:sz w:val="20"/>
+              </w:rPr>
+              <w:t>35</w:t>
+            </w:r>
+          </w:p>
+        </w:tc>
+        <w:tc>
+          <w:tcPr>
+            <w:tcW w:type="dxa" w:w="1656"/>
+            <w:vAlign w:val="center"/>
+            <w:tcMar>
+              <w:top w:w="70" w:type="dxa"/>
+              <w:bottom w:w="70" w:type="dxa"/>
+              <w:left w:w="90" w:type="dxa"/>
+              <w:right w:w="90" w:type="dxa"/>
+            </w:tcMar>
+          </w:tcPr>
+          <w:p>
+            <w:pPr>
+              <w:spacing w:after="0" w:line="264" w:lineRule="auto"/>
+              <w:jc w:val="center"/>
+            </w:pPr>
+            <w:r>
+              <w:rPr>
+                <w:rFonts w:ascii="Arial" w:hAnsi="Arial" w:eastAsia="宋体"/>
+                <w:b w:val="0"/>
+                <w:color w:val="000000"/>
+                <w:sz w:val="20"/>
+              </w:rPr>
+              <w:t>35</w:t>
+            </w:r>
+          </w:p>
+        </w:tc>
+        <w:tc>
+          <w:tcPr>
+            <w:tcW w:type="dxa" w:w="1945"/>
             <w:vAlign w:val="center"/>
             <w:tcMar>
               <w:top w:w="70" w:type="dxa"/>
@@ -774,7 +1055,7 @@
         </w:tc>
         <w:tc>
           <w:tcPr>
-            <w:tcW w:type="dxa" w:w="2314"/>
+            <w:tcW w:type="dxa" w:w="2497"/>
             <w:vAlign w:val="center"/>
             <w:tcMar>
               <w:top w:w="70" w:type="dxa"/>
@@ -794,7 +1075,7 @@
                 <w:color w:val="000000"/>
                 <w:sz w:val="20"/>
               </w:rPr>
-              <w:t>七项人工操作检查全部通过</w:t>
+              <w:t>人工diff仍无独立确认记录</w:t>
             </w:r>
           </w:p>
         </w:tc>
@@ -830,7 +1111,12 @@
     </w:p>
     <w:p>
       <w:r>
-        <w:t>本次2026年10月8日按 README 的 npm test 复跑仍为24/24，0失败，日志见 docs/evidence/sprint1-final-test-20261008.txt。首次沙箱运行因本机 HTTP 连接被 EACCES 拒绝未能完成接口测试，允许本地回环连接后全量通过；没有通过修改测试或功能绕过失败。</w:t>
+        <w:t>10月8日修复前复跑24/24日志仍保留于docs/evidence/sprint1-final-test-20261008.txt，其中首次沙箱EACCES受阻及允许回环后的成功输出均保留。最终集成实际npm test为35/35、0失败，见sprint1-integrated-test-20261008.txt。新增11项由6个顶层及5个子测试组成，不改原业务24项的统计。</w:t>
+      </w:r>
+    </w:p>
+    <w:p>
+      <w:r>
+        <w:t>静态服务状态Minor已在05c7499修复：检查中、正常、异常由同一次成员请求驱动，验证HTTP、JSON与成员结构，五秒超时显示异常。“正常”只表示成员接口有效响应，不表示全部业务健康。隔离浏览器验证三种状态、单请求、创建分配、状态转换和刷新保留；console error为空。状态枚举重复仍为非阻塞Minor，人工diff状态不变。</w:t>
       </w:r>
     </w:p>
     <w:p>
@@ -875,9 +1161,9 @@
         </w:tblBorders>
       </w:tblPr>
       <w:tblGrid>
-        <w:gridCol w:w="2102"/>
-        <w:gridCol w:w="2102"/>
-        <w:gridCol w:w="5206"/>
+        <w:gridCol w:w="2059"/>
+        <w:gridCol w:w="2059"/>
+        <w:gridCol w:w="5294"/>
       </w:tblGrid>
       <w:tr>
         <w:trPr>
@@ -886,7 +1172,7 @@
         </w:trPr>
         <w:tc>
           <w:tcPr>
-            <w:tcW w:type="dxa" w:w="2102"/>
+            <w:tcW w:type="dxa" w:w="2059"/>
             <w:vAlign w:val="center"/>
             <w:tcMar>
               <w:top w:w="70" w:type="dxa"/>
@@ -898,6 +1184,7 @@
           </w:tcPr>
           <w:p>
             <w:pPr>
+              <w:keepNext/>
               <w:spacing w:after="0" w:line="264" w:lineRule="auto"/>
               <w:jc w:val="center"/>
             </w:pPr>
@@ -914,7 +1201,7 @@
         </w:tc>
         <w:tc>
           <w:tcPr>
-            <w:tcW w:type="dxa" w:w="2102"/>
+            <w:tcW w:type="dxa" w:w="2059"/>
             <w:vAlign w:val="center"/>
             <w:tcMar>
               <w:top w:w="70" w:type="dxa"/>
@@ -926,6 +1213,7 @@
           </w:tcPr>
           <w:p>
             <w:pPr>
+              <w:keepNext/>
               <w:spacing w:after="0" w:line="264" w:lineRule="auto"/>
               <w:jc w:val="center"/>
             </w:pPr>
@@ -942,7 +1230,7 @@
         </w:tc>
         <w:tc>
           <w:tcPr>
-            <w:tcW w:type="dxa" w:w="5206"/>
+            <w:tcW w:type="dxa" w:w="5294"/>
             <w:vAlign w:val="center"/>
             <w:tcMar>
               <w:top w:w="70" w:type="dxa"/>
@@ -954,6 +1242,7 @@
           </w:tcPr>
           <w:p>
             <w:pPr>
+              <w:keepNext/>
               <w:spacing w:after="0" w:line="264" w:lineRule="auto"/>
               <w:jc w:val="center"/>
             </w:pPr>
@@ -975,7 +1264,7 @@
         </w:trPr>
         <w:tc>
           <w:tcPr>
-            <w:tcW w:type="dxa" w:w="2102"/>
+            <w:tcW w:type="dxa" w:w="2059"/>
             <w:vAlign w:val="center"/>
             <w:tcMar>
               <w:top w:w="70" w:type="dxa"/>
@@ -1001,7 +1290,7 @@
         </w:tc>
         <w:tc>
           <w:tcPr>
-            <w:tcW w:type="dxa" w:w="2102"/>
+            <w:tcW w:type="dxa" w:w="2059"/>
             <w:vAlign w:val="center"/>
             <w:tcMar>
               <w:top w:w="70" w:type="dxa"/>
@@ -1028,7 +1317,7 @@
         </w:tc>
         <w:tc>
           <w:tcPr>
-            <w:tcW w:type="dxa" w:w="5206"/>
+            <w:tcW w:type="dxa" w:w="5294"/>
             <w:vAlign w:val="center"/>
             <w:tcMar>
               <w:top w:w="70" w:type="dxa"/>
@@ -1059,7 +1348,7 @@
         </w:trPr>
         <w:tc>
           <w:tcPr>
-            <w:tcW w:type="dxa" w:w="2102"/>
+            <w:tcW w:type="dxa" w:w="2059"/>
             <w:vAlign w:val="center"/>
             <w:tcMar>
               <w:top w:w="70" w:type="dxa"/>
@@ -1086,7 +1375,7 @@
         </w:tc>
         <w:tc>
           <w:tcPr>
-            <w:tcW w:type="dxa" w:w="2102"/>
+            <w:tcW w:type="dxa" w:w="2059"/>
             <w:vAlign w:val="center"/>
             <w:tcMar>
               <w:top w:w="70" w:type="dxa"/>
@@ -1113,7 +1402,7 @@
         </w:tc>
         <w:tc>
           <w:tcPr>
-            <w:tcW w:type="dxa" w:w="5206"/>
+            <w:tcW w:type="dxa" w:w="5294"/>
             <w:vAlign w:val="center"/>
             <w:tcMar>
               <w:top w:w="70" w:type="dxa"/>
@@ -1133,7 +1422,7 @@
                 <w:color w:val="000000"/>
                 <w:sz w:val="20"/>
               </w:rPr>
-              <w:t>历史与本次24/24，覆盖非法输入和持久化</w:t>
+              <w:t>历史24/24保留；最终35/35，新增服务状态11项</w:t>
             </w:r>
           </w:p>
         </w:tc>
@@ -1144,7 +1433,7 @@
         </w:trPr>
         <w:tc>
           <w:tcPr>
-            <w:tcW w:type="dxa" w:w="2102"/>
+            <w:tcW w:type="dxa" w:w="2059"/>
             <w:vAlign w:val="center"/>
             <w:tcMar>
               <w:top w:w="70" w:type="dxa"/>
@@ -1171,7 +1460,7 @@
         </w:tc>
         <w:tc>
           <w:tcPr>
-            <w:tcW w:type="dxa" w:w="2102"/>
+            <w:tcW w:type="dxa" w:w="2059"/>
             <w:vAlign w:val="center"/>
             <w:tcMar>
               <w:top w:w="70" w:type="dxa"/>
@@ -1198,7 +1487,7 @@
         </w:tc>
         <w:tc>
           <w:tcPr>
-            <w:tcW w:type="dxa" w:w="5206"/>
+            <w:tcW w:type="dxa" w:w="5294"/>
             <w:vAlign w:val="center"/>
             <w:tcMar>
               <w:top w:w="70" w:type="dxa"/>
@@ -1229,7 +1518,7 @@
         </w:trPr>
         <w:tc>
           <w:tcPr>
-            <w:tcW w:type="dxa" w:w="2102"/>
+            <w:tcW w:type="dxa" w:w="2059"/>
             <w:vAlign w:val="center"/>
             <w:tcMar>
               <w:top w:w="70" w:type="dxa"/>
@@ -1255,7 +1544,7 @@
         </w:tc>
         <w:tc>
           <w:tcPr>
-            <w:tcW w:type="dxa" w:w="2102"/>
+            <w:tcW w:type="dxa" w:w="2059"/>
             <w:vAlign w:val="center"/>
             <w:tcMar>
               <w:top w:w="70" w:type="dxa"/>
@@ -1282,7 +1571,7 @@
         </w:tc>
         <w:tc>
           <w:tcPr>
-            <w:tcW w:type="dxa" w:w="5206"/>
+            <w:tcW w:type="dxa" w:w="5294"/>
             <w:vAlign w:val="center"/>
             <w:tcMar>
               <w:top w:w="70" w:type="dxa"/>
@@ -1313,7 +1602,7 @@
         </w:trPr>
         <w:tc>
           <w:tcPr>
-            <w:tcW w:type="dxa" w:w="2102"/>
+            <w:tcW w:type="dxa" w:w="2059"/>
             <w:vAlign w:val="center"/>
             <w:tcMar>
               <w:top w:w="70" w:type="dxa"/>
@@ -1340,7 +1629,7 @@
         </w:tc>
         <w:tc>
           <w:tcPr>
-            <w:tcW w:type="dxa" w:w="2102"/>
+            <w:tcW w:type="dxa" w:w="2059"/>
             <w:vAlign w:val="center"/>
             <w:tcMar>
               <w:top w:w="70" w:type="dxa"/>
@@ -1366,7 +1655,7 @@
         </w:tc>
         <w:tc>
           <w:tcPr>
-            <w:tcW w:type="dxa" w:w="5206"/>
+            <w:tcW w:type="dxa" w:w="5294"/>
             <w:vAlign w:val="center"/>
             <w:tcMar>
               <w:top w:w="70" w:type="dxa"/>
@@ -1397,7 +1686,7 @@
         </w:trPr>
         <w:tc>
           <w:tcPr>
-            <w:tcW w:type="dxa" w:w="2102"/>
+            <w:tcW w:type="dxa" w:w="2059"/>
             <w:vAlign w:val="center"/>
             <w:tcMar>
               <w:top w:w="70" w:type="dxa"/>
@@ -1424,7 +1713,7 @@
         </w:tc>
         <w:tc>
           <w:tcPr>
-            <w:tcW w:type="dxa" w:w="2102"/>
+            <w:tcW w:type="dxa" w:w="2059"/>
             <w:vAlign w:val="center"/>
             <w:tcMar>
               <w:top w:w="70" w:type="dxa"/>
@@ -1451,7 +1740,7 @@
         </w:tc>
         <w:tc>
           <w:tcPr>
-            <w:tcW w:type="dxa" w:w="5206"/>
+            <w:tcW w:type="dxa" w:w="5294"/>
             <w:vAlign w:val="center"/>
             <w:tcMar>
               <w:top w:w="70" w:type="dxa"/>
@@ -1566,6 +1855,7 @@
           </w:tcPr>
           <w:p>
             <w:pPr>
+              <w:keepNext/>
               <w:spacing w:after="0" w:line="264" w:lineRule="auto"/>
               <w:jc w:val="center"/>
             </w:pPr>
@@ -1594,6 +1884,7 @@
           </w:tcPr>
           <w:p>
             <w:pPr>
+              <w:keepNext/>
               <w:spacing w:after="0" w:line="264" w:lineRule="auto"/>
               <w:jc w:val="center"/>
             </w:pPr>
@@ -1622,6 +1913,7 @@
           </w:tcPr>
           <w:p>
             <w:pPr>
+              <w:keepNext/>
               <w:spacing w:after="0" w:line="264" w:lineRule="auto"/>
               <w:jc w:val="center"/>
             </w:pPr>
@@ -1650,6 +1942,7 @@
           </w:tcPr>
           <w:p>
             <w:pPr>
+              <w:keepNext/>
               <w:spacing w:after="0" w:line="264" w:lineRule="auto"/>
               <w:jc w:val="center"/>
             </w:pPr>
@@ -2439,7 +2732,7 @@
     <w:rsid w:val="00FC693F"/>
     <w:pPr>
       <w:widowControl/>
-      <w:spacing w:after="80" w:before="0" w:line="276" w:lineRule="auto"/>
+      <w:spacing w:after="40" w:before="0" w:line="269" w:lineRule="auto"/>
     </w:pPr>
     <w:rPr>
       <w:rFonts w:ascii="Arial" w:hAnsi="Arial" w:eastAsia="宋体"/>
@@ -2504,7 +2797,7 @@
       <w:keepNext/>
       <w:keepLines/>
       <w:widowControl/>
-      <w:spacing w:before="160" w:after="120" w:line="276" w:lineRule="auto"/>
+      <w:spacing w:before="160" w:after="120" w:line="269" w:lineRule="auto"/>
       <w:outlineLvl w:val="0"/>
     </w:pPr>
     <w:rPr>
@@ -2529,7 +2822,7 @@
       <w:keepNext/>
       <w:keepLines/>
       <w:widowControl/>
-      <w:spacing w:before="160" w:after="120" w:line="276" w:lineRule="auto"/>
+      <w:spacing w:before="160" w:after="120" w:line="269" w:lineRule="auto"/>
       <w:outlineLvl w:val="1"/>
     </w:pPr>
     <w:rPr>
@@ -2793,7 +3086,7 @@
     <w:pPr>
       <w:keepNext/>
       <w:widowControl/>
-      <w:spacing w:after="120" w:line="276" w:lineRule="auto" w:before="0"/>
+      <w:spacing w:after="120" w:line="269" w:lineRule="auto" w:before="0"/>
       <w:contextualSpacing/>
     </w:pPr>
     <w:rPr>
